--- a/tillsyn/S 2729-2025 tillsynsbegäran.docx
+++ b/tillsyn/S 2729-2025 tillsynsbegäran.docx
@@ -845,7 +845,7 @@
     <w:r>
       <w:tab/>
       <w:tab/>
-      <w:t>2026-07-13</w:t>
+      <w:t>2026-07-14</w:t>
       <w:br/>
       <w:br/>
     </w:r>

--- a/tillsyn/S 2729-2025 tillsynsbegäran.docx
+++ b/tillsyn/S 2729-2025 tillsynsbegäran.docx
@@ -845,7 +845,7 @@
     <w:r>
       <w:tab/>
       <w:tab/>
-      <w:t>2026-07-14</w:t>
+      <w:t>2026-07-15</w:t>
       <w:br/>
       <w:br/>
     </w:r>

--- a/tillsyn/S 2729-2025 tillsynsbegäran.docx
+++ b/tillsyn/S 2729-2025 tillsynsbegäran.docx
@@ -845,7 +845,7 @@
     <w:r>
       <w:tab/>
       <w:tab/>
-      <w:t>2026-07-15</w:t>
+      <w:t>2026-07-16</w:t>
       <w:br/>
       <w:br/>
     </w:r>

--- a/tillsyn/S 2729-2025 tillsynsbegäran.docx
+++ b/tillsyn/S 2729-2025 tillsynsbegäran.docx
@@ -845,7 +845,7 @@
     <w:r>
       <w:tab/>
       <w:tab/>
-      <w:t>2026-07-16</w:t>
+      <w:t>2026-07-17</w:t>
       <w:br/>
       <w:br/>
     </w:r>

--- a/tillsyn/S 2729-2025 tillsynsbegäran.docx
+++ b/tillsyn/S 2729-2025 tillsynsbegäran.docx
@@ -845,7 +845,7 @@
     <w:r>
       <w:tab/>
       <w:tab/>
-      <w:t>2026-07-17</w:t>
+      <w:t>2026-07-18</w:t>
       <w:br/>
       <w:br/>
     </w:r>

--- a/tillsyn/S 2729-2025 tillsynsbegäran.docx
+++ b/tillsyn/S 2729-2025 tillsynsbegäran.docx
@@ -7,7 +7,7 @@
         <w:pStyle w:val="Title"/>
       </w:pPr>
       <w:r>
-        <w:t>Tillsynsbegäran – information om höga naturvärden i samrådsanmälan S 2729-2025 i Gislaveds kommun</w:t>
+        <w:t>Tillsynsbegäran – information om höga naturvärden och fridlysta arter i samrådsanmälan S 2729-2025 i Gislaveds kommun</w:t>
       </w:r>
     </w:p>
     <w:p>
@@ -22,7 +22,7 @@
       <w:r>
         <w:drawing>
           <wp:inline xmlns:a="http://schemas.openxmlformats.org/drawingml/2006/main" xmlns:pic="http://schemas.openxmlformats.org/drawingml/2006/picture">
-            <wp:extent cx="5486400" cy="4634376"/>
+            <wp:extent cx="5486400" cy="4441008"/>
             <wp:docPr id="1" name="Picture 1"/>
             <wp:cNvGraphicFramePr>
               <a:graphicFrameLocks noChangeAspect="1"/>
@@ -43,7 +43,7 @@
                   <pic:spPr>
                     <a:xfrm>
                       <a:off x="0" y="0"/>
-                      <a:ext cx="5486400" cy="4634376"/>
+                      <a:ext cx="5486400" cy="4441008"/>
                     </a:xfrm>
                     <a:prstGeom prst="rect"/>
                   </pic:spPr>
@@ -60,12 +60,12 @@
         <w:spacing w:after="240"/>
       </w:pPr>
       <w:r>
-        <w:t>Figur 1. Fyndplatser för naturvårdsarter i samrådsanmälan. Markörer utan svart kant är placerade på fyndplatsen. Markörer med svart kant är placerade vid sidan av fyndplatsen har ett svart streck som visar fyndplatsens exakta position. Kartans mittpunktskoordinat är N 6349468, E 398116 i SWEREF 99 TM.</w:t>
+        <w:t>Figur 1. Fyndplatser för naturvårdsarter i och inom 17 meter från samrådsanmälan. Markörer utan svart kant är placerade på fyndplatsen. Markörer med svart kant är placerade vid sidan av fyndplatsen har ett svart streck som visar fyndplatsens exakta position. Kartans mittpunktskoordinat är N 6349468, E 398116 i SWEREF 99 TM.</w:t>
       </w:r>
     </w:p>
     <w:p>
       <w:r>
-        <w:t>I samrådsanmälan finns fynd av 6 naturvårdsarter, varav 2 är rödlistade, 5 är typiska (T) och 4 är signalarter (S): grynig filtlav (NT, T), lunglav (NT, T), fällmossa (S, T), guldlockmossa (S, T), lönnlav (S) och sotlav (S, T). Se Figur 1.</w:t>
+        <w:t>I och inom 17 meter från samrådsanmälan finns fynd av 14 naturvårdsarter, varav 6 är rödlistade, 8 är fridlysta, 10 är typiska (T) och 4 är signalarter (S): hornuggla (EN, §4), tornseglare (VU, §4), entita (NT, T, §4), grynig filtlav (NT, T), lunglav (NT, T), mindre hackspett (NT, T, §4), fällmossa (S, T), guldlockmossa (S, T), lönnlav (S), sotlav (S, T), nattskärra (T, §4), spillkråka (T, §4), tjäder (T, §4) och trana (§4). Se Figur 1.</w:t>
       </w:r>
     </w:p>
     <w:p>
@@ -109,6 +109,37 @@
         <w:rPr>
           <w:b/>
         </w:rPr>
+        <w:t>Tornseglare (VU, §4)</w:t>
+      </w:r>
+      <w:r>
+        <w:t xml:space="preserve"> har minskat med 40 (30–50) % under de senaste 24 åren och minskningstakten överstiger gränsvärdet för sårbar (VU). Tornseglaren är en typisk hålhäckare som numera huvudsakligen är knuten till mänsklig bebyggelse. En mindre andel av beståndet häckar i mer ursprungliga miljöer, i första hand i gamla hackspetthål (främst spillkråkehål) och andra typer av håligheter i träd, men även i klippskrevor. I de inre delarna av de två nordligaste länen (Lappland) häckar den huvudsakligen i ren skogsmiljö, framförallt i gammal gles tallskog. För de tornseglare som häckar i träd i Norrlands inland har situationen sannolikt försämrats till följd av minskad mängd hålträd och av stora arealer tät produktionsskog. När arten förekommer i sluten skog handlar det ofta om skyddsvärda skogsmiljöer med äldre tallskog av naturskogskaraktär (SLU Artdatabanken, 2026; Skogsstyrelsen, 2016).</w:t>
+      </w:r>
+    </w:p>
+    <w:p>
+      <w:r>
+        <w:rPr>
+          <w:b/>
+        </w:rPr>
+        <w:t>Entita (NT, §4)</w:t>
+      </w:r>
+      <w:r>
+        <w:t xml:space="preserve">, rödlistad som nära hotad och prioriterad art i Skogsvårdslagen, har häckningsrevir i anmälan. Minskningstakten innevarande 10-årsperiod beräknas till 20 (10–30) % och bedöms vara nära gränsvärdet för Sårbar (VU). Entitan är ortstrogen och reviret är i genomsnitt omkring 5 hektar, ibland uppåt 20 hektar stort. Entitan är en utpräglad lövskogsfågel som föredrar flerskiktade, gärna högvuxna skogar med inslag av äldre träd och välutvecklat buskskikt. Även alkärr med videsnår hör till de miljöer som utnyttjas. Arten häckar ofta i skogar som är svagt eller inte alls påverkade av skogsbruk, ofta rör det sig om värdekärnor med höga naturvärden. Entitan missgynnas av konventionellt skogsbruk och dess ortstrohet och dåliga spridningsförmåga gör den känslig för fragmentering. Entita är typisk art för </w:t>
+      </w:r>
+      <w:r>
+        <w:rPr>
+          <w:i/>
+        </w:rPr>
+        <w:t>9080 Lövsumpskog</w:t>
+      </w:r>
+      <w:r>
+        <w:t xml:space="preserve"> (Skogsstyrelsen, 2016, SLU Artdatabanken, 2021).</w:t>
+      </w:r>
+    </w:p>
+    <w:p>
+      <w:r>
+        <w:rPr>
+          <w:b/>
+        </w:rPr>
         <w:t>Grynig filtlav (NT)</w:t>
       </w:r>
       <w:r>
@@ -203,6 +234,26 @@
         <w:rPr>
           <w:b/>
         </w:rPr>
+        <w:t>Mindre hackspett (NT, §4)</w:t>
+      </w:r>
+      <w:r>
+        <w:t xml:space="preserve"> är rödlistad som nära hotad, fridlyst och prioriterad art i Skogsvårdslagen. Minskningstakten har uppgått till 25 (10–40) % under de senaste 15 åren och bedöms vara nära gränsvärdet för Sårbar (VU). (A2bc). Arten har stora revir och höga krav när det gäller förekomst av lövskog på landskapsnivå. För att häcka framgångsrikt behöver ett par cirka 40 ha äldre lövdominerad skog inom ett område på upp till 200 ha. Under vintern kan födosök även ske i äldre grandominerad skog. Mindre hackspett är typisk art för </w:t>
+      </w:r>
+      <w:r>
+        <w:rPr>
+          <w:i/>
+        </w:rPr>
+        <w:t>9010 Taiga, 9750 Svämlövskog, 9080 Lövsumpskog, 9030 Landhöjningsskog och 9040 Fjällbjörkskog</w:t>
+      </w:r>
+      <w:r>
+        <w:t xml:space="preserve"> (SLU Artdatabanken, 2021; Skogsstyrelsen, 2016).</w:t>
+      </w:r>
+    </w:p>
+    <w:p>
+      <w:r>
+        <w:rPr>
+          <w:b/>
+        </w:rPr>
         <w:t>Fällmossa</w:t>
       </w:r>
       <w:r>
@@ -283,6 +334,84 @@
       </w:r>
       <w:r>
         <w:t xml:space="preserve"> (Nitare &amp; Skogsstyrelsen, 2019; SLU Artdatabanken, 2025).</w:t>
+      </w:r>
+    </w:p>
+    <w:p>
+      <w:r>
+        <w:rPr>
+          <w:b/>
+        </w:rPr>
+        <w:t>Nattskärra (§4)</w:t>
+      </w:r>
+      <w:r>
+        <w:t xml:space="preserve"> hör i ett historiskt perspektiv hemma i utmarkernas glesa, betade skogar, på ljunghedar och brandfält, tallmoar och i anslutning till torra naturbetesmarker i gränsen mot skogen. Numera påträffas arten i första hand i glesa tallskogar på hällmarker, sandfält och kring högmossar. Uppträder ofta i anslutning till hyggen. Hemområdet för häckande nattskärror är enligt brittiska studier 50–200 hektar, men det förekommer att nattskärror flyger över 5 kilometer för att födosöka i särskilt insektsrika miljöer. Nattskärra är fridlyst enligt 4§ artskyddsförordningen, omfattas av bilaga 1 EU:s fågeldirektiv och är typisk art för </w:t>
+      </w:r>
+      <w:r>
+        <w:rPr>
+          <w:i/>
+        </w:rPr>
+        <w:t>9010 Taiga</w:t>
+      </w:r>
+      <w:r>
+        <w:t xml:space="preserve"> (Skogsstyrelsen, 2016; SLU Artdatabanken, 2025).</w:t>
+      </w:r>
+    </w:p>
+    <w:p>
+      <w:r>
+        <w:rPr>
+          <w:b/>
+        </w:rPr>
+        <w:t>Spillkråka (§4)</w:t>
+      </w:r>
+      <w:r>
+        <w:t xml:space="preserve"> omfattas av bilaga 1 i EU:s fågeldirektiv och är typisk art för </w:t>
+      </w:r>
+      <w:r>
+        <w:rPr>
+          <w:i/>
+        </w:rPr>
+        <w:t xml:space="preserve">9010 Taiga </w:t>
+      </w:r>
+      <w:r>
+        <w:t>och</w:t>
+      </w:r>
+      <w:r>
+        <w:rPr>
+          <w:i/>
+        </w:rPr>
+        <w:t xml:space="preserve"> 9740 Skogsbevuxen myr</w:t>
+      </w:r>
+      <w:r>
+        <w:t>. Den behöver grova träd, främst tall, asp och bok som boträd. Skogsbruk med korta omloppstider och täta, homogena ungskogar utgör det största hotet. Spillkråka är en nyckelart i skogliga miljöer vars övergivna bohål utnyttjas av flera andra hålhäckande fågelarter och fladdermöss, däribland pärluggla (EN, §4), knipa (§4), salskrake (§4) och skogsduva (§4). Hökuggla (VU, §4) och slaguggla (§4) häckar ofta i högstubbar som brutits av i höjd med ett gammalt spillkråkebo (SLU Artdatabanken, 2026; Skogsstyrelsen, 2016).</w:t>
+      </w:r>
+    </w:p>
+    <w:p>
+      <w:r>
+        <w:rPr>
+          <w:b/>
+        </w:rPr>
+        <w:t>Tjäder (§4)</w:t>
+      </w:r>
+      <w:r>
+        <w:t xml:space="preserve"> omfattas av bilaga 1 och 2 EU:s fågeldirektiv och är typisk art för </w:t>
+      </w:r>
+      <w:r>
+        <w:rPr>
+          <w:i/>
+        </w:rPr>
+        <w:t xml:space="preserve">9010 Taiga </w:t>
+      </w:r>
+      <w:r>
+        <w:t xml:space="preserve">och </w:t>
+      </w:r>
+      <w:r>
+        <w:rPr>
+          <w:i/>
+        </w:rPr>
+        <w:t>9740 Skogsbevuxen myr</w:t>
+      </w:r>
+      <w:r>
+        <w:t>. Tjädern är en utpräglad skogsfågel knuten till större sammanhängande barrskogsområden. Tupparna och hönorna utnyttjar till viss del olika miljöer, och habitatvalet varierar dessutom mellan olika delar av året. För att det ska finnas livskraftiga tjäderbestånd krävs funktionella skogslandskap med en blandning av uppvuxen, gles och luckig skog, täta sumpskogar, myrar och andra små våtmarker. Arten försvinner när skogen fragmenteras och den sammanlagda arealen hyggen och andra öppna områden blir för stor. Ett småskaligt och försiktigt virkesuttag genom hyggesfria metoder kan i vissa fall vara möjligt i området inom 200 m från lekcentrum. Längre ut från lekcentrum, inom 200–500 m bör den avverkade ytan inte överskrida 1 hektar för att undvika alltför stora och snabba förändringar (Skogsstyrelsen, 2019; SLU Artdatabanken, 2024).</w:t>
       </w:r>
     </w:p>
     <w:p>
@@ -290,17 +419,39 @@
         <w:pStyle w:val="Heading1"/>
       </w:pPr>
       <w:r>
-        <w:t>Typiska arter och EU:s art- och habitatdirektiv</w:t>
+        <w:t>EU:s fågeldirektiv</w:t>
       </w:r>
     </w:p>
     <w:p>
       <w:r>
-        <w:t>Typiska arter används för att lokalisera områden med gynnsam bevarandestatus för de naturtyper som är listade i EU:s art- och habitatdirektiv. Ett exempel är Västlig taiga (EU-kod 9010) som saknar gynnsam bevarandestatus och minskar starkt som naturtyp i Sverige. Naturvårdsverket skriver i sin vägledning för Västlig taiga att dylika miljöer förutsätter normalt att skogarna skyddas långsiktigt, eftersom skogsbruk inte är förenligt med bevarande av naturtypen i gynnsamt tillstånd (Naturvårdsverket, 2011).</w:t>
+        <w:t xml:space="preserve">Europeiska unionens medlemsländer är skyldiga att agera i enlighet med EU:s fågeldirektiv där det uttryckligen står att direktivet gäller för fåglar samt för deras ägg, bon och </w:t>
+      </w:r>
+      <w:r>
+        <w:rPr>
+          <w:b/>
+        </w:rPr>
+        <w:t xml:space="preserve">livsmiljöer </w:t>
+      </w:r>
+      <w:r>
+        <w:t>(artikel 1). Vidare att de åtgärder som vidtas inte får leda till en försämring av den nuvarande situationen beträffande bevarandet av de fågelarter som avses i artikel 1 (artikel 13). Fågeldirektivet är styrande för tillsynsansvariga myndigheters ärendehantering, ställningstaganden och beslutsfattande.</w:t>
       </w:r>
     </w:p>
     <w:p>
-      <w:r>
-        <w:t>Följande typiska arter har sina livsmiljöer och växtplatser i den samrådsanmälda skogen: grynig filtlav (NT, T), lunglav (NT, T), fällmossa (S, T), guldlockmossa (S, T) och sotlav (S, T).</w:t>
+      <w:pPr>
+        <w:pStyle w:val="Heading1"/>
+      </w:pPr>
+      <w:r>
+        <w:t>Typiska arter och EU:s art- och habitatdirektiv</w:t>
+      </w:r>
+    </w:p>
+    <w:p>
+      <w:r>
+        <w:t>Typiska arter används för att lokalisera områden med gynnsam bevarandestatus för de naturtyper som är listade i EU:s art- och habitatdirektiv. Ett exempel är Västlig taiga (EU-kod 9010) som saknar gynnsam bevarandestatus och minskar starkt som naturtyp i Sverige. Naturvårdsverket skriver i sin vägledning för Västlig taiga att dylika miljöer förutsätter normalt att skogarna skyddas långsiktigt, eftersom skogsbruk inte är förenligt med bevarande av naturtypen i gynnsamt tillstånd (Naturvårdsverket, 2011).</w:t>
+      </w:r>
+    </w:p>
+    <w:p>
+      <w:r>
+        <w:t>Följande typiska arter har sina livsmiljöer och växtplatser i den samrådsanmälda skogen: entita (NT, T, §4), grynig filtlav (NT, T), lunglav (NT, T), mindre hackspett (NT, T, §4), fällmossa (S, T), guldlockmossa (S, T), sotlav (S, T), nattskärra (T, §4), spillkråka (T, §4) och tjäder (T, §4).</w:t>
       </w:r>
     </w:p>
     <w:p>
@@ -367,7 +518,9 @@
         <w:pStyle w:val="Title"/>
       </w:pPr>
       <w:r>
-        <w:t>BILAGA 1 – Rödlistade arter</w:t>
+        <w:t>BILAGA 1 –</w:t>
+        <w:br/>
+        <w:t>Fridlysta och rödlistade arter</w:t>
       </w:r>
     </w:p>
     <w:p>
@@ -375,62 +528,36 @@
         <w:pStyle w:val="Heading1"/>
       </w:pPr>
       <w:r>
-        <w:t>Lunglav – ekologi samt krav på livsmiljön</w:t>
+        <w:t>Entita – ekologi samt krav på livsmiljön</w:t>
       </w:r>
     </w:p>
     <w:p>
       <w:r>
-        <w:t xml:space="preserve">Lunglav (NT) är en av vårt lands främsta signalarter som överallt indikerar gamla lövträd, skogsbestånd med höga naturvärden och ekosystem med lång skoglig kontinuitet. Lokalt kan förekomsten vara mycket riklig men den hittas nästan enbart i gamla och ej slutavverkade skogar. Artens samtliga förekomster bör uppmärksammas från naturvårdssynpunkt, då många lokaler även hyser andra ovanliga och rödlistade arter, däribland de sällsynta lavparasiterna lunglavshårprick (CR), </w:t>
+        <w:t xml:space="preserve">Entita (NT, §4) är rödlistad som nära hotad, fridlyst och prioriterad art enligt Skogsvårdslagen. Den omfattas av EU:s fågeldirektiv och är typisk art för </w:t>
       </w:r>
       <w:r>
         <w:rPr>
           <w:i/>
         </w:rPr>
-        <w:t>Abrothallus diederichii</w:t>
-      </w:r>
-      <w:r>
-        <w:t xml:space="preserve"> (VU), </w:t>
-      </w:r>
-      <w:r>
-        <w:rPr>
-          <w:i/>
-        </w:rPr>
-        <w:t>Abrothallus lobariae</w:t>
-      </w:r>
-      <w:r>
-        <w:t xml:space="preserve"> (VU), </w:t>
-      </w:r>
-      <w:r>
-        <w:rPr>
-          <w:i/>
-        </w:rPr>
-        <w:t>Calycina lobariae</w:t>
-      </w:r>
-      <w:r>
-        <w:t xml:space="preserve"> (VU), lunglavsknapp (VU) och skrovelmössing (VU), som växer på lunglav. Rikliga förekomster med lunglav bör skyddas med biotopskydd, frivilliga avsättningar eller reservat (SLU Artdatabanken, 2026; Nitare &amp; Skogsstyrelsen, 2019).</w:t>
+        <w:t>9080 Lövsumpskog</w:t>
+      </w:r>
+      <w:r>
+        <w:t>. Minskningstakten har uppgått till 20 (10–30) % under de senaste 10 åren och bedöms vara nära gränsvärdet för Sårbar (VU). (A2b) (SLU Artdatabanken, 2021).</w:t>
       </w:r>
     </w:p>
     <w:p>
       <w:r>
-        <w:t xml:space="preserve">Lunglav är typisk art för </w:t>
-      </w:r>
-      <w:r>
-        <w:rPr>
-          <w:i/>
-        </w:rPr>
-        <w:t>9010 Taiga, 9020 Nordlig ädellövskog, 9110 Näringsfattig bokskog, 9130 Näringsrik bokskog, 9160 Näringsrik ekskog, 9180 Ädellövskog i branter, 9190 Näringsfattig ekskog, 9070 Trädklädd betesmark, 9040 Fjällbjörkskog</w:t>
-      </w:r>
-      <w:r>
-        <w:t xml:space="preserve"> och</w:t>
-      </w:r>
-      <w:r>
-        <w:rPr>
-          <w:i/>
-        </w:rPr>
-        <w:t xml:space="preserve"> 6530 Lövängar</w:t>
-      </w:r>
-      <w:r>
-        <w:t xml:space="preserve"> (SLU Artdatabanken, 2026).</w:t>
+        <w:t>Entitan är en utpräglad lövskogsfågel som påträffas i ädellövskogar, strandskogar, ekhagar, igenväxande hagmarker, lövdungar, parker och trädgårdar. Den föredrar flerskiktade, gärna högvuxna skogar med inslag av äldre träd och med ett välutvecklat buskskikt. Ek- och hasseldominerade skogar och dungar, samt alkärr med videsnår, hör till de miljöer som ofta utnyttjas. I sydligaste Sverige är bokskog en viktig miljö (Skogsstyrelsen, 2016).</w:t>
+      </w:r>
+    </w:p>
+    <w:p>
+      <w:r>
+        <w:t>Reviren är relativt stora för en småfågel, i genomsnitt omkring 5 hektar men de kan vara upp till 20 hektar. Entitan är en utpräglad stannfågel och rör sig inte långt från kläckningsplatsen; ungfåglarna sprider sig sällan mer än 5 km från födelseplatsen och etablerade fåglar lämnar därefter inte sitt revir (Skogsstyrelsen, 2016). Det häckande paret försvarar sitt revir året runt. De tillåter dock en grupp av ungfåglar att etablera sig inom deras revir och så bildas en vinterflock, vilket sker redan i juni månad. Även under kalla vintrar stannar entitan kvar inom sitt revir. Hittar man entitor vid sitt foderbord beror det på att fågelmatningen ligger inom ett entiterevir (SLU Artdatabanken, 2021). Arten är känslig för fragmentering och har svårt att etablera sig i isolerade skogsområden. Entitan är hålhäckare, men kan inte själv hacka fram sitt hål utan är beroende av miljöer som erbjuder naturliga hål (Skogsstyrelsen, 2016).</w:t>
+      </w:r>
+    </w:p>
+    <w:p>
+      <w:r>
+        <w:t>Arten häckar ofta i skogar som är svagt eller inte alls påverkade av skogsbruk. Särskilt i Svealand ofta i skogar som har höga naturvärden och utgör skogliga värdekärnor. Entitan missgynnas av konventionellt skogsbruk genom minskad förekomst av risiga, flerskiktade skogar liksom av avverkning av lövträdsrika kantzoner. Entitans ortstrohet och dåliga spridningsförmåga gör den känslig för fragmentering (Skogsstyrelsen, 2016).</w:t>
       </w:r>
     </w:p>
     <w:p>
@@ -438,6 +565,105 @@
         <w:pStyle w:val="Heading2"/>
       </w:pPr>
       <w:r>
+        <w:t>Referenser – entita</w:t>
+      </w:r>
+    </w:p>
+    <w:p>
+      <w:r>
+        <w:t xml:space="preserve">Skogsstyrelsen, 2016. </w:t>
+      </w:r>
+      <w:r>
+        <w:rPr>
+          <w:i/>
+        </w:rPr>
+        <w:t xml:space="preserve">Vägledning för hänsyn till entita. </w:t>
+      </w:r>
+      <w:r>
+        <w:t>https://www.skogsstyrelsen.se/globalassets/lag-och-tillsyn/artskydd/vagledningar-for-hansyn-till-faglar/entita-vagledning-hansyn2.pdf</w:t>
+      </w:r>
+    </w:p>
+    <w:p>
+      <w:r>
+        <w:t xml:space="preserve">SLU Artdatabanken, 2021. </w:t>
+      </w:r>
+      <w:r>
+        <w:rPr>
+          <w:i/>
+        </w:rPr>
+        <w:t xml:space="preserve">Artfaktablad. Naturvård – artfakta. </w:t>
+      </w:r>
+      <w:r>
+        <w:t>SLU Artdatabanken, Uppsala</w:t>
+      </w:r>
+    </w:p>
+    <w:p>
+      <w:pPr>
+        <w:pStyle w:val="Heading1"/>
+      </w:pPr>
+      <w:r>
+        <w:t>Lunglav – ekologi samt krav på livsmiljön</w:t>
+      </w:r>
+    </w:p>
+    <w:p>
+      <w:r>
+        <w:t xml:space="preserve">Lunglav (NT) är en av vårt lands främsta signalarter som överallt indikerar gamla lövträd, skogsbestånd med höga naturvärden och ekosystem med lång skoglig kontinuitet. Lokalt kan förekomsten vara mycket riklig men den hittas nästan enbart i gamla och ej slutavverkade skogar. Artens samtliga förekomster bör uppmärksammas från naturvårdssynpunkt, då många lokaler även hyser andra ovanliga och rödlistade arter, däribland de sällsynta lavparasiterna lunglavshårprick (CR), </w:t>
+      </w:r>
+      <w:r>
+        <w:rPr>
+          <w:i/>
+        </w:rPr>
+        <w:t>Abrothallus diederichii</w:t>
+      </w:r>
+      <w:r>
+        <w:t xml:space="preserve"> (VU), </w:t>
+      </w:r>
+      <w:r>
+        <w:rPr>
+          <w:i/>
+        </w:rPr>
+        <w:t>Abrothallus lobariae</w:t>
+      </w:r>
+      <w:r>
+        <w:t xml:space="preserve"> (VU), </w:t>
+      </w:r>
+      <w:r>
+        <w:rPr>
+          <w:i/>
+        </w:rPr>
+        <w:t>Calycina lobariae</w:t>
+      </w:r>
+      <w:r>
+        <w:t xml:space="preserve"> (VU), lunglavsknapp (VU) och skrovelmössing (VU), som växer på lunglav. Rikliga förekomster med lunglav bör skyddas med biotopskydd, frivilliga avsättningar eller reservat (SLU Artdatabanken, 2026; Nitare &amp; Skogsstyrelsen, 2019).</w:t>
+      </w:r>
+    </w:p>
+    <w:p>
+      <w:r>
+        <w:t xml:space="preserve">Lunglav är typisk art för </w:t>
+      </w:r>
+      <w:r>
+        <w:rPr>
+          <w:i/>
+        </w:rPr>
+        <w:t>9010 Taiga, 9020 Nordlig ädellövskog, 9110 Näringsfattig bokskog, 9130 Näringsrik bokskog, 9160 Näringsrik ekskog, 9180 Ädellövskog i branter, 9190 Näringsfattig ekskog, 9070 Trädklädd betesmark, 9040 Fjällbjörkskog</w:t>
+      </w:r>
+      <w:r>
+        <w:t xml:space="preserve"> och</w:t>
+      </w:r>
+      <w:r>
+        <w:rPr>
+          <w:i/>
+        </w:rPr>
+        <w:t xml:space="preserve"> 6530 Lövängar</w:t>
+      </w:r>
+      <w:r>
+        <w:t xml:space="preserve"> (SLU Artdatabanken, 2026).</w:t>
+      </w:r>
+    </w:p>
+    <w:p>
+      <w:pPr>
+        <w:pStyle w:val="Heading2"/>
+      </w:pPr>
+      <w:r>
         <w:t>Referenser – lunglav</w:t>
       </w:r>
     </w:p>
@@ -467,6 +693,220 @@
       </w:r>
       <w:r>
         <w:t>SLU Artdatabanken, Uppsala.</w:t>
+      </w:r>
+    </w:p>
+    <w:p>
+      <w:pPr>
+        <w:pStyle w:val="Heading1"/>
+      </w:pPr>
+      <w:r>
+        <w:t>Mindre hackspett – ekologi samt krav på livsmiljön</w:t>
+      </w:r>
+    </w:p>
+    <w:p>
+      <w:r>
+        <w:t xml:space="preserve">Mindre hackspett (NT) är rödlistad som nära hotad, fridlyst och prioriterad art i Skogsvårdslagen. Den är typisk art för </w:t>
+      </w:r>
+      <w:r>
+        <w:rPr>
+          <w:i/>
+        </w:rPr>
+        <w:t>9010 Taiga, 9750 Svämlövskog, 9080 Lövsumpskog, 9030 Landhöjningsskog och 9040 Fjällbjörkskog</w:t>
+      </w:r>
+      <w:r>
+        <w:t>. Minskningstakten har uppgått till 25 (10–40) % under de senaste 15 åren och bedöms vara nära gränsvärdet för Sårbar (VU). (A2bc). (SLU Artdatabanken 2021).</w:t>
+      </w:r>
+    </w:p>
+    <w:p>
+      <w:r>
+        <w:t>Den mindre hackspetten lever i löv- och blandskog med förekomst av äldre lövträd, gärna ädellövträd i södra Sverige. Norrut förekommer arten i gamla löv- och blandskogar med al, björk och asp. Ett mycket glest bestånd förekommer i fjällbjörkskogen. Under vintern kan födosök ske även i äldre grandominerad skog, troligen för att den ger bättre skydd mot rovdjur och rovfåglar än ren lövskog. (SLU Artdatabanken, 2021).</w:t>
+      </w:r>
+    </w:p>
+    <w:p>
+      <w:r>
+        <w:t>Arten har stora revir och höga krav när det gäller förekomst av lövskog på landskapsnivå. För att häcka framgångsrikt behöver ett par cirka 40 ha äldre lövdominerad skog inom ett område på upp till 200 ha. Under vintern utsträcks födosöket till ett större område på flera hundra hektar, men varje individ återvänder till samma natthål kväll efter kväll. Arten häckar i murkna lövträdsstammar eller stubbar (oftast klibbal eller björk), vanligen 3–7 meter över marken. Ett nytt bohål hackas ut varje vår (Skogsstyrelsen, 2016 &amp; SLU Artdatabanken, 2021).</w:t>
+      </w:r>
+    </w:p>
+    <w:p>
+      <w:r>
+        <w:t>Den mindre hackspetten missgynnas av gallring i löv- och blandskogar, om lövträd tas bort. Vidare så missgynnas arten starkt genom avverkning av äldre lövträd, dränering och avverkning av al- och björkkärr, röjning eller gallring av täta strandskogar, alkärr samt borttagande av murkna träd och grenar. Nedhuggning av äldre hagmarksbjörkar och alar är också negativt. Arten hotas dessutom av biobränsleuttag i gamla inägomarker och andra lövskogar (Skogsstyrelsen, 2016 &amp; SLU Artdatabanken, 2021).</w:t>
+      </w:r>
+    </w:p>
+    <w:p>
+      <w:pPr>
+        <w:pStyle w:val="Heading2"/>
+      </w:pPr>
+      <w:r>
+        <w:t>Referenser – mindre hackspett</w:t>
+      </w:r>
+    </w:p>
+    <w:p>
+      <w:r>
+        <w:t xml:space="preserve">Skogsstyrelsen, 2016. </w:t>
+      </w:r>
+      <w:r>
+        <w:rPr>
+          <w:i/>
+        </w:rPr>
+        <w:t xml:space="preserve">Vägledning för hänsyn till mindre hackspett. </w:t>
+      </w:r>
+      <w:r>
+        <w:t>https://www.skogsstyrelsen.se/globalassets/lag-och-tillsyn/artskydd/vagledningar-for-hansyn-till-faglar/mindre-hackspett-vagledning-hansyn2.pdf</w:t>
+      </w:r>
+    </w:p>
+    <w:p>
+      <w:r>
+        <w:t xml:space="preserve">SLU Artdatabanken, 2021. </w:t>
+      </w:r>
+      <w:r>
+        <w:rPr>
+          <w:i/>
+        </w:rPr>
+        <w:t xml:space="preserve">Artfaktablad. Naturvård – artfakta. </w:t>
+      </w:r>
+      <w:r>
+        <w:t>SLU Artdatabanken, Uppsala</w:t>
+      </w:r>
+    </w:p>
+    <w:p>
+      <w:pPr>
+        <w:pStyle w:val="Heading1"/>
+      </w:pPr>
+      <w:r>
+        <w:t>Spillkråka – ekologi samt krav på livsmiljön</w:t>
+      </w:r>
+    </w:p>
+    <w:p>
+      <w:r>
+        <w:t xml:space="preserve">Spillkråka (§4) ingår i bilaga 1 EU:s fågeldirektiv och är typisk art för </w:t>
+      </w:r>
+      <w:r>
+        <w:rPr>
+          <w:i/>
+        </w:rPr>
+        <w:t xml:space="preserve">9010 Taiga </w:t>
+      </w:r>
+      <w:r>
+        <w:t>och</w:t>
+      </w:r>
+      <w:r>
+        <w:rPr>
+          <w:i/>
+        </w:rPr>
+        <w:t xml:space="preserve"> 9740 Skogsbevuxen myr</w:t>
+      </w:r>
+      <w:r>
+        <w:t>. Den lever i både barr- och blandskog liksom i ren lövskog. De tätaste populationerna tenderar att finnas i äldre, variationsrik blandskog med gott om död ved och gamla träd. Varje par utnyttjar 400–1000 hektar skog beroende på skogens kvalitet. Skogsbruk med korta omloppstider och täta, homogena ungskogar utgör det största hotet (SLU Artdatabanken, 2026).</w:t>
+      </w:r>
+    </w:p>
+    <w:p>
+      <w:r>
+        <w:t>Spillkråka är en nyckelart i skogliga miljöer vars övergivna bohål utnyttjas av flera andra hålhäckande fågelarter och fladdermöss, däribland pärluggla (EN, §4), knipa (§4), salskrake (§4) och skogsduva (§4). Hökuggla (VU, §4) och slaguggla (§4) häckar ofta i högstubbar som brutits av i höjd med ett gammalt spillkråkebo (Skogsstyrelsen, 2016).</w:t>
+      </w:r>
+    </w:p>
+    <w:p>
+      <w:pPr>
+        <w:pStyle w:val="Heading2"/>
+      </w:pPr>
+      <w:r>
+        <w:t>Referenser – spillkråka</w:t>
+      </w:r>
+    </w:p>
+    <w:p>
+      <w:r>
+        <w:t xml:space="preserve">Skogsstyrelsen, 2016. </w:t>
+      </w:r>
+      <w:r>
+        <w:rPr>
+          <w:i/>
+        </w:rPr>
+        <w:t xml:space="preserve">Vägledning för hänsyn till spillkråka. </w:t>
+      </w:r>
+      <w:r>
+        <w:t>Vägledningar och kunskapsstöd artskydd – Skogsstyrelsen.</w:t>
+      </w:r>
+    </w:p>
+    <w:p>
+      <w:r>
+        <w:t xml:space="preserve">SLU Artdatabanken, 2026. </w:t>
+      </w:r>
+      <w:r>
+        <w:rPr>
+          <w:i/>
+        </w:rPr>
+        <w:t xml:space="preserve">Artfaktablad. Naturvård – artfakta. </w:t>
+      </w:r>
+      <w:r>
+        <w:t>SLU Artdatabanken, Uppsala.</w:t>
+      </w:r>
+    </w:p>
+    <w:p>
+      <w:pPr>
+        <w:pStyle w:val="Heading1"/>
+      </w:pPr>
+      <w:r>
+        <w:t>Tjäder – ekologi samt krav på livsmiljön</w:t>
+      </w:r>
+    </w:p>
+    <w:p>
+      <w:r>
+        <w:t xml:space="preserve">Tjäder (§4) omfattas av bilaga 1 och 2 EU:s fågeldirektiv och är typisk art för </w:t>
+      </w:r>
+      <w:r>
+        <w:rPr>
+          <w:i/>
+        </w:rPr>
+        <w:t xml:space="preserve">9010 Taiga </w:t>
+      </w:r>
+      <w:r>
+        <w:t xml:space="preserve">och </w:t>
+      </w:r>
+      <w:r>
+        <w:rPr>
+          <w:i/>
+        </w:rPr>
+        <w:t>9740 Skogsbevuxen myr</w:t>
+      </w:r>
+      <w:r>
+        <w:t>. Tjädern är en utpräglad skogsfågel knuten till större sammanhängande barrskogsområden. Tupparna och hönorna utnyttjar till viss del olika miljöer, och habitatvalet varierar dessutom mellan olika delar av året. För att det ska finnas livskraftiga tjäderbestånd krävs funktionella skogslandskap med en blandning av uppvuxen, gles och luckig skog, täta sumpskogar, myrar och andra små våtmarker (Skogsstyrelsen, 2019; SLU Artdatabanken 2024).</w:t>
+      </w:r>
+    </w:p>
+    <w:p>
+      <w:r>
+        <w:t>Arten försvinner när skogen fragmenteras och den sammanlagda arealen hyggen och andra öppna områden blir för stor. Ett småskaligt och försiktigt virkesuttag genom hyggesfria metoder kan i vissa fall vara möjligt i området inom 200 m från lekcentrum. Längre ut från lekcentrum, inom 200–500 m bör den avverkade ytan inte överskrida 1 hektar för att undvika alltför stora och snabba förändringar (Skogsstyrelsen, 2019).</w:t>
+      </w:r>
+    </w:p>
+    <w:p>
+      <w:pPr>
+        <w:pStyle w:val="Heading2"/>
+      </w:pPr>
+      <w:r>
+        <w:t>Referenser – tjäder</w:t>
+      </w:r>
+    </w:p>
+    <w:p>
+      <w:r>
+        <w:t xml:space="preserve">Skogsstyrelsen, 2019. </w:t>
+      </w:r>
+      <w:r>
+        <w:rPr>
+          <w:i/>
+        </w:rPr>
+        <w:t>Vägledning för hänsyn till fåglar – tjäder.</w:t>
+      </w:r>
+    </w:p>
+    <w:p>
+      <w:r>
+        <w:t xml:space="preserve">SLU Artdatabanken, 2024. </w:t>
+      </w:r>
+      <w:r>
+        <w:rPr>
+          <w:i/>
+        </w:rPr>
+        <w:t xml:space="preserve">Artfaktablad. Naturvård – artfakta. </w:t>
+      </w:r>
+      <w:r>
+        <w:t>SLU Artdatabanken, Uppsala</w:t>
       </w:r>
     </w:p>
     <w:p>
@@ -845,7 +1285,7 @@
     <w:r>
       <w:tab/>
       <w:tab/>
-      <w:t>2026-07-18</w:t>
+      <w:t>2026-07-19</w:t>
       <w:br/>
       <w:br/>
     </w:r>

--- a/tillsyn/S 2729-2025 tillsynsbegäran.docx
+++ b/tillsyn/S 2729-2025 tillsynsbegäran.docx
@@ -1285,7 +1285,7 @@
     <w:r>
       <w:tab/>
       <w:tab/>
-      <w:t>2026-07-19</w:t>
+      <w:t>2026-07-20</w:t>
       <w:br/>
       <w:br/>
     </w:r>

--- a/tillsyn/S 2729-2025 tillsynsbegäran.docx
+++ b/tillsyn/S 2729-2025 tillsynsbegäran.docx
@@ -1285,7 +1285,7 @@
     <w:r>
       <w:tab/>
       <w:tab/>
-      <w:t>2026-07-20</w:t>
+      <w:t>2026-07-21</w:t>
       <w:br/>
       <w:br/>
     </w:r>

--- a/tillsyn/S 2729-2025 tillsynsbegäran.docx
+++ b/tillsyn/S 2729-2025 tillsynsbegäran.docx
@@ -1285,7 +1285,7 @@
     <w:r>
       <w:tab/>
       <w:tab/>
-      <w:t>2026-07-21</w:t>
+      <w:t>2026-07-22</w:t>
       <w:br/>
       <w:br/>
     </w:r>

--- a/tillsyn/S 2729-2025 tillsynsbegäran.docx
+++ b/tillsyn/S 2729-2025 tillsynsbegäran.docx
@@ -1285,7 +1285,7 @@
     <w:r>
       <w:tab/>
       <w:tab/>
-      <w:t>2026-07-22</w:t>
+      <w:t>2026-07-23</w:t>
       <w:br/>
       <w:br/>
     </w:r>

--- a/tillsyn/S 2729-2025 tillsynsbegäran.docx
+++ b/tillsyn/S 2729-2025 tillsynsbegäran.docx
@@ -1285,7 +1285,7 @@
     <w:r>
       <w:tab/>
       <w:tab/>
-      <w:t>2026-07-23</w:t>
+      <w:t>2026-07-24</w:t>
       <w:br/>
       <w:br/>
     </w:r>

--- a/tillsyn/S 2729-2025 tillsynsbegäran.docx
+++ b/tillsyn/S 2729-2025 tillsynsbegäran.docx
@@ -1285,7 +1285,7 @@
     <w:r>
       <w:tab/>
       <w:tab/>
-      <w:t>2026-07-24</w:t>
+      <w:t>2026-07-25</w:t>
       <w:br/>
       <w:br/>
     </w:r>

--- a/tillsyn/S 2729-2025 tillsynsbegäran.docx
+++ b/tillsyn/S 2729-2025 tillsynsbegäran.docx
@@ -1285,7 +1285,7 @@
     <w:r>
       <w:tab/>
       <w:tab/>
-      <w:t>2026-07-25</w:t>
+      <w:t>2026-07-26</w:t>
       <w:br/>
       <w:br/>
     </w:r>

--- a/tillsyn/S 2729-2025 tillsynsbegäran.docx
+++ b/tillsyn/S 2729-2025 tillsynsbegäran.docx
@@ -1285,7 +1285,7 @@
     <w:r>
       <w:tab/>
       <w:tab/>
-      <w:t>2026-07-26</w:t>
+      <w:t>2026-07-27</w:t>
       <w:br/>
       <w:br/>
     </w:r>

--- a/tillsyn/S 2729-2025 tillsynsbegäran.docx
+++ b/tillsyn/S 2729-2025 tillsynsbegäran.docx
@@ -1285,7 +1285,7 @@
     <w:r>
       <w:tab/>
       <w:tab/>
-      <w:t>2026-07-27</w:t>
+      <w:t>2026-07-28</w:t>
       <w:br/>
       <w:br/>
     </w:r>

--- a/tillsyn/S 2729-2025 tillsynsbegäran.docx
+++ b/tillsyn/S 2729-2025 tillsynsbegäran.docx
@@ -1285,7 +1285,7 @@
     <w:r>
       <w:tab/>
       <w:tab/>
-      <w:t>2026-07-28</w:t>
+      <w:t>2026-07-29</w:t>
       <w:br/>
       <w:br/>
     </w:r>

--- a/tillsyn/S 2729-2025 tillsynsbegäran.docx
+++ b/tillsyn/S 2729-2025 tillsynsbegäran.docx
@@ -1285,7 +1285,7 @@
     <w:r>
       <w:tab/>
       <w:tab/>
-      <w:t>2026-07-29</w:t>
+      <w:t>2026-07-30</w:t>
       <w:br/>
       <w:br/>
     </w:r>

--- a/tillsyn/S 2729-2025 tillsynsbegäran.docx
+++ b/tillsyn/S 2729-2025 tillsynsbegäran.docx
@@ -1285,7 +1285,7 @@
     <w:r>
       <w:tab/>
       <w:tab/>
-      <w:t>2026-07-30</w:t>
+      <w:t>2026-07-31</w:t>
       <w:br/>
       <w:br/>
     </w:r>

--- a/tillsyn/S 2729-2025 tillsynsbegäran.docx
+++ b/tillsyn/S 2729-2025 tillsynsbegäran.docx
@@ -1285,7 +1285,7 @@
     <w:r>
       <w:tab/>
       <w:tab/>
-      <w:t>2026-07-31</w:t>
+      <w:t>2026-08-01</w:t>
       <w:br/>
       <w:br/>
     </w:r>

--- a/tillsyn/S 2729-2025 tillsynsbegäran.docx
+++ b/tillsyn/S 2729-2025 tillsynsbegäran.docx
@@ -1285,7 +1285,7 @@
     <w:r>
       <w:tab/>
       <w:tab/>
-      <w:t>2026-08-01</w:t>
+      <w:t>2026-08-02</w:t>
       <w:br/>
       <w:br/>
     </w:r>

--- a/tillsyn/S 2729-2025 tillsynsbegäran.docx
+++ b/tillsyn/S 2729-2025 tillsynsbegäran.docx
@@ -1285,7 +1285,7 @@
     <w:r>
       <w:tab/>
       <w:tab/>
-      <w:t>2026-08-02</w:t>
+      <w:t>2026-08-03</w:t>
       <w:br/>
       <w:br/>
     </w:r>

--- a/tillsyn/S 2729-2025 tillsynsbegäran.docx
+++ b/tillsyn/S 2729-2025 tillsynsbegäran.docx
@@ -1285,7 +1285,7 @@
     <w:r>
       <w:tab/>
       <w:tab/>
-      <w:t>2026-08-03</w:t>
+      <w:t>2026-08-05</w:t>
       <w:br/>
       <w:br/>
     </w:r>

--- a/tillsyn/S 2729-2025 tillsynsbegäran.docx
+++ b/tillsyn/S 2729-2025 tillsynsbegäran.docx
@@ -1285,7 +1285,7 @@
     <w:r>
       <w:tab/>
       <w:tab/>
-      <w:t>2026-08-05</w:t>
+      <w:t>2026-08-07</w:t>
       <w:br/>
       <w:br/>
     </w:r>

--- a/tillsyn/S 2729-2025 tillsynsbegäran.docx
+++ b/tillsyn/S 2729-2025 tillsynsbegäran.docx
@@ -1285,7 +1285,7 @@
     <w:r>
       <w:tab/>
       <w:tab/>
-      <w:t>2026-08-07</w:t>
+      <w:t>2026-08-08</w:t>
       <w:br/>
       <w:br/>
     </w:r>

--- a/tillsyn/S 2729-2025 tillsynsbegäran.docx
+++ b/tillsyn/S 2729-2025 tillsynsbegäran.docx
@@ -7,7 +7,7 @@
         <w:pStyle w:val="Title"/>
       </w:pPr>
       <w:r>
-        <w:t>Tillsynsbegäran – information om höga naturvärden i samrådsanmälan S 2729-2025 i Gislaveds kommun</w:t>
+        <w:t>Tillsynsbegäran – information om höga naturvärden och fridlysta arter i samrådsanmälan S 2729-2025 i Gislaveds kommun</w:t>
       </w:r>
     </w:p>
     <w:p>
@@ -22,7 +22,7 @@
       <w:r>
         <w:drawing>
           <wp:inline xmlns:a="http://schemas.openxmlformats.org/drawingml/2006/main" xmlns:pic="http://schemas.openxmlformats.org/drawingml/2006/picture">
-            <wp:extent cx="5486400" cy="4634376"/>
+            <wp:extent cx="5486400" cy="4441008"/>
             <wp:docPr id="1" name="Picture 1"/>
             <wp:cNvGraphicFramePr>
               <a:graphicFrameLocks noChangeAspect="1"/>
@@ -43,7 +43,7 @@
                   <pic:spPr>
                     <a:xfrm>
                       <a:off x="0" y="0"/>
-                      <a:ext cx="5486400" cy="4634376"/>
+                      <a:ext cx="5486400" cy="4441008"/>
                     </a:xfrm>
                     <a:prstGeom prst="rect"/>
                   </pic:spPr>
@@ -60,12 +60,12 @@
         <w:spacing w:after="240"/>
       </w:pPr>
       <w:r>
-        <w:t>Figur 1. Fyndplatser för naturvårdsarter i samrådsanmälan. Markörer utan svart kant är placerade på fyndplatsen. Markörer med svart kant är placerade vid sidan av fyndplatsen har ett svart streck som visar fyndplatsens exakta position. Kartans mittpunktskoordinat är N 6349468, E 398116 i SWEREF 99 TM.</w:t>
+        <w:t>Figur 1. Fyndplatser för naturvårdsarter i och inom 17 meter från samrådsanmälan. Markörer utan svart kant är placerade på fyndplatsen. Markörer med svart kant är placerade vid sidan av fyndplatsen och har ett svart streck som visar fyndplatsens exakta position. Kartans mittpunktskoordinat är N 6349468, E 398116 i SWEREF 99 TM.</w:t>
       </w:r>
     </w:p>
     <w:p>
       <w:r>
-        <w:t>I samrådsanmälan finns fynd av 6 naturvårdsarter, varav 2 är rödlistade, 5 är typiska (T) och 4 är signalarter (S): grynig filtlav (NT, T), lunglav (NT, T), fällmossa (S, T), guldlockmossa (S, T), lönnlav (S) och sotlav (S, T). Se Figur 1.</w:t>
+        <w:t>I och inom 17 meter från samrådsanmälan finns fynd av 14 naturvårdsarter, varav 6 är rödlistade, 8 är fridlysta, 10 är typiska (T) och 4 är signalarter (S): hornuggla (EN, §4), tornseglare (VU, §4), entita (NT, T, §4), grynig filtlav (NT, T), lunglav (NT, T), mindre hackspett (NT, T, §4), fällmossa (S, T), guldlockmossa (S, T), lönnlav (S), sotlav (S, T), nattskärra (T, §4), spillkråka (T, §4), tjäder (T, §4) och trana (§4). Se Figur 1.</w:t>
       </w:r>
     </w:p>
     <w:p>
@@ -109,6 +109,37 @@
         <w:rPr>
           <w:b/>
         </w:rPr>
+        <w:t>Tornseglare (VU, §4)</w:t>
+      </w:r>
+      <w:r>
+        <w:t xml:space="preserve"> har minskat med 40 (30–50) % under de senaste 24 åren och minskningstakten överstiger gränsvärdet för sårbar (VU). Tornseglaren är en typisk hålhäckare som numera huvudsakligen är knuten till mänsklig bebyggelse. En mindre andel av beståndet häckar i mer ursprungliga miljöer, i första hand i gamla hackspetthål (främst spillkråkehål) och andra typer av håligheter i träd, men även i klippskrevor. I de inre delarna av de två nordligaste länen (Lappland) häckar den huvudsakligen i ren skogsmiljö, framförallt i gammal gles tallskog. För de tornseglare som häckar i träd i Norrlands inland har situationen sannolikt försämrats till följd av minskad mängd hålträd och av stora arealer tät produktionsskog. När arten förekommer i sluten skog handlar det ofta om skyddsvärda skogsmiljöer med äldre tallskog av naturskogskaraktär (SLU Artdatabanken, 2026; Skogsstyrelsen, 2016).</w:t>
+      </w:r>
+    </w:p>
+    <w:p>
+      <w:r>
+        <w:rPr>
+          <w:b/>
+        </w:rPr>
+        <w:t>Entita (NT, §4)</w:t>
+      </w:r>
+      <w:r>
+        <w:t xml:space="preserve">, rödlistad som nära hotad och prioriterad art i Skogsvårdslagen, har häckningsrevir i anmälan. Minskningstakten innevarande 10-årsperiod beräknas till 20 (10–30) % och bedöms vara nära gränsvärdet för Sårbar (VU). Entitan är ortstrogen och reviret är i genomsnitt omkring 5 hektar, ibland uppåt 20 hektar stort. Entitan är en utpräglad lövskogsfågel som föredrar flerskiktade, gärna högvuxna skogar med inslag av äldre träd och välutvecklat buskskikt. Även alkärr med videsnår hör till de miljöer som utnyttjas. Arten häckar ofta i skogar som är svagt eller inte alls påverkade av skogsbruk, ofta rör det sig om värdekärnor med höga naturvärden. Entitan missgynnas av konventionellt skogsbruk och dess ortstrohet och dåliga spridningsförmåga gör den känslig för fragmentering. Entita är typisk art för </w:t>
+      </w:r>
+      <w:r>
+        <w:rPr>
+          <w:i/>
+        </w:rPr>
+        <w:t>9080 Lövsumpskog</w:t>
+      </w:r>
+      <w:r>
+        <w:t xml:space="preserve"> (Skogsstyrelsen, 2016, SLU Artdatabanken, 2021).</w:t>
+      </w:r>
+    </w:p>
+    <w:p>
+      <w:r>
+        <w:rPr>
+          <w:b/>
+        </w:rPr>
         <w:t>Grynig filtlav (NT)</w:t>
       </w:r>
       <w:r>
@@ -203,6 +234,26 @@
         <w:rPr>
           <w:b/>
         </w:rPr>
+        <w:t>Mindre hackspett (NT, §4)</w:t>
+      </w:r>
+      <w:r>
+        <w:t xml:space="preserve"> är rödlistad som nära hotad, fridlyst och prioriterad art i Skogsvårdslagen. Minskningstakten har uppgått till 25 (10–40) % under de senaste 15 åren och bedöms vara nära gränsvärdet för Sårbar (VU). (A2bc). Arten har stora revir och höga krav när det gäller förekomst av lövskog på landskapsnivå. För att häcka framgångsrikt behöver ett par cirka 40 ha äldre lövdominerad skog inom ett område på upp till 200 ha. Under vintern kan födosök även ske i äldre grandominerad skog. Mindre hackspett är typisk art för </w:t>
+      </w:r>
+      <w:r>
+        <w:rPr>
+          <w:i/>
+        </w:rPr>
+        <w:t>9010 Taiga, 9750 Svämlövskog, 9080 Lövsumpskog, 9030 Landhöjningsskog och 9040 Fjällbjörkskog</w:t>
+      </w:r>
+      <w:r>
+        <w:t xml:space="preserve"> (SLU Artdatabanken, 2021; Skogsstyrelsen, 2016).</w:t>
+      </w:r>
+    </w:p>
+    <w:p>
+      <w:r>
+        <w:rPr>
+          <w:b/>
+        </w:rPr>
         <w:t>Fällmossa</w:t>
       </w:r>
       <w:r>
@@ -283,6 +334,84 @@
       </w:r>
       <w:r>
         <w:t xml:space="preserve"> (Nitare &amp; Skogsstyrelsen, 2019; SLU Artdatabanken, 2025).</w:t>
+      </w:r>
+    </w:p>
+    <w:p>
+      <w:r>
+        <w:rPr>
+          <w:b/>
+        </w:rPr>
+        <w:t>Nattskärra (§4)</w:t>
+      </w:r>
+      <w:r>
+        <w:t xml:space="preserve"> hör i ett historiskt perspektiv hemma i utmarkernas glesa, betade skogar, på ljunghedar och brandfält, tallmoar och i anslutning till torra naturbetesmarker i gränsen mot skogen. Numera påträffas arten i första hand i glesa tallskogar på hällmarker, sandfält och kring högmossar. Uppträder ofta i anslutning till hyggen. Hemområdet för häckande nattskärror är enligt brittiska studier 50–200 hektar, men det förekommer att nattskärror flyger över 5 kilometer för att födosöka i särskilt insektsrika miljöer. Nattskärra är fridlyst enligt 4§ artskyddsförordningen, omfattas av bilaga 1 EU:s fågeldirektiv och är typisk art för </w:t>
+      </w:r>
+      <w:r>
+        <w:rPr>
+          <w:i/>
+        </w:rPr>
+        <w:t>9010 Taiga</w:t>
+      </w:r>
+      <w:r>
+        <w:t xml:space="preserve"> (Skogsstyrelsen, 2016; SLU Artdatabanken, 2025).</w:t>
+      </w:r>
+    </w:p>
+    <w:p>
+      <w:r>
+        <w:rPr>
+          <w:b/>
+        </w:rPr>
+        <w:t>Spillkråka (§4)</w:t>
+      </w:r>
+      <w:r>
+        <w:t xml:space="preserve"> omfattas av bilaga 1 i EU:s fågeldirektiv och är typisk art för </w:t>
+      </w:r>
+      <w:r>
+        <w:rPr>
+          <w:i/>
+        </w:rPr>
+        <w:t xml:space="preserve">9010 Taiga </w:t>
+      </w:r>
+      <w:r>
+        <w:t>och</w:t>
+      </w:r>
+      <w:r>
+        <w:rPr>
+          <w:i/>
+        </w:rPr>
+        <w:t xml:space="preserve"> 9740 Skogsbevuxen myr</w:t>
+      </w:r>
+      <w:r>
+        <w:t>. Den behöver grova träd, främst tall, asp och bok som boträd. Skogsbruk med korta omloppstider och täta, homogena ungskogar utgör det största hotet. Spillkråka är en nyckelart i skogliga miljöer vars övergivna bohål utnyttjas av flera andra hålhäckande fågelarter och fladdermöss, däribland pärluggla (EN, §4), knipa (§4), salskrake (§4) och skogsduva (§4). Hökuggla (VU, §4) och slaguggla (§4) häckar ofta i högstubbar som brutits av i höjd med ett gammalt spillkråkebo (SLU Artdatabanken, 2026; Skogsstyrelsen, 2016).</w:t>
+      </w:r>
+    </w:p>
+    <w:p>
+      <w:r>
+        <w:rPr>
+          <w:b/>
+        </w:rPr>
+        <w:t>Tjäder (§4)</w:t>
+      </w:r>
+      <w:r>
+        <w:t xml:space="preserve"> omfattas av bilaga 1 och 2 EU:s fågeldirektiv och är typisk art för </w:t>
+      </w:r>
+      <w:r>
+        <w:rPr>
+          <w:i/>
+        </w:rPr>
+        <w:t xml:space="preserve">9010 Taiga </w:t>
+      </w:r>
+      <w:r>
+        <w:t xml:space="preserve">och </w:t>
+      </w:r>
+      <w:r>
+        <w:rPr>
+          <w:i/>
+        </w:rPr>
+        <w:t>9740 Skogsbevuxen myr</w:t>
+      </w:r>
+      <w:r>
+        <w:t>. Tjädern är en utpräglad skogsfågel knuten till större sammanhängande barrskogsområden. Tupparna och hönorna utnyttjar till viss del olika miljöer, och habitatvalet varierar dessutom mellan olika delar av året. För att det ska finnas livskraftiga tjäderbestånd krävs funktionella skogslandskap med en blandning av uppvuxen, gles och luckig skog, täta sumpskogar, myrar och andra små våtmarker. Arten försvinner när skogen fragmenteras och den sammanlagda arealen hyggen och andra öppna områden blir för stor. Ett småskaligt och försiktigt virkesuttag genom hyggesfria metoder kan i vissa fall vara möjligt i området inom 200 m från lekcentrum. Längre ut från lekcentrum, inom 200–500 m bör den avverkade ytan inte överskrida 1 hektar för att undvika alltför stora och snabba förändringar (Skogsstyrelsen, 2019; SLU Artdatabanken, 2024).</w:t>
       </w:r>
     </w:p>
     <w:p>
@@ -290,17 +419,39 @@
         <w:pStyle w:val="Heading1"/>
       </w:pPr>
       <w:r>
-        <w:t>Typiska arter och EU:s art- och habitatdirektiv</w:t>
+        <w:t>EU:s fågeldirektiv</w:t>
       </w:r>
     </w:p>
     <w:p>
       <w:r>
-        <w:t>Typiska arter används för att lokalisera områden med gynnsam bevarandestatus för de naturtyper som är listade i EU:s art- och habitatdirektiv. Ett exempel är Västlig taiga (EU-kod 9010) som saknar gynnsam bevarandestatus och minskar starkt som naturtyp i Sverige. Naturvårdsverket skriver i sin vägledning för Västlig taiga att dylika miljöer förutsätter normalt att skogarna skyddas långsiktigt, eftersom skogsbruk inte är förenligt med bevarande av naturtypen i gynnsamt tillstånd (Naturvårdsverket, 2011).</w:t>
+        <w:t xml:space="preserve">Europeiska unionens medlemsländer är skyldiga att agera i enlighet med EU:s fågeldirektiv där det uttryckligen står att direktivet gäller för fåglar samt för deras ägg, bon och </w:t>
+      </w:r>
+      <w:r>
+        <w:rPr>
+          <w:b/>
+        </w:rPr>
+        <w:t xml:space="preserve">livsmiljöer </w:t>
+      </w:r>
+      <w:r>
+        <w:t>(artikel 1). Vidare att de åtgärder som vidtas inte får leda till en försämring av den nuvarande situationen beträffande bevarandet av de fågelarter som avses i artikel 1 (artikel 13). Fågeldirektivet är styrande för tillsynsansvariga myndigheters ärendehantering, ställningstaganden och beslutsfattande.</w:t>
       </w:r>
     </w:p>
     <w:p>
-      <w:r>
-        <w:t>Följande typiska arter har sina livsmiljöer och växtplatser i den samrådsanmälda skogen: grynig filtlav (NT, T), lunglav (NT, T), fällmossa (S, T), guldlockmossa (S, T) och sotlav (S, T).</w:t>
+      <w:pPr>
+        <w:pStyle w:val="Heading1"/>
+      </w:pPr>
+      <w:r>
+        <w:t>Typiska arter och EU:s art- och habitatdirektiv</w:t>
+      </w:r>
+    </w:p>
+    <w:p>
+      <w:r>
+        <w:t>Typiska arter används för att lokalisera områden med gynnsam bevarandestatus för de naturtyper som är listade i EU:s art- och habitatdirektiv. Ett exempel är Västlig taiga (EU-kod 9010) som saknar gynnsam bevarandestatus och minskar starkt som naturtyp i Sverige. Naturvårdsverket skriver i sin vägledning för Västlig taiga att dylika miljöer förutsätter normalt att skogarna skyddas långsiktigt, eftersom skogsbruk inte är förenligt med bevarande av naturtypen i gynnsamt tillstånd (Naturvårdsverket, 2011).</w:t>
+      </w:r>
+    </w:p>
+    <w:p>
+      <w:r>
+        <w:t>Följande typiska arter har sina livsmiljöer och växtplatser i den samrådsanmälda skogen: entita (NT, T, §4), grynig filtlav (NT, T), lunglav (NT, T), mindre hackspett (NT, T, §4), fällmossa (S, T), guldlockmossa (S, T), sotlav (S, T), nattskärra (T, §4), spillkråka (T, §4) och tjäder (T, §4).</w:t>
       </w:r>
     </w:p>
     <w:p>
@@ -367,7 +518,9 @@
         <w:pStyle w:val="Title"/>
       </w:pPr>
       <w:r>
-        <w:t>BILAGA 1 – Rödlistade arter</w:t>
+        <w:t>BILAGA 1 –</w:t>
+        <w:br/>
+        <w:t>Fridlysta och rödlistade arter</w:t>
       </w:r>
     </w:p>
     <w:p>
@@ -375,62 +528,36 @@
         <w:pStyle w:val="Heading1"/>
       </w:pPr>
       <w:r>
-        <w:t>Lunglav – ekologi samt krav på livsmiljön</w:t>
+        <w:t>Entita – ekologi samt krav på livsmiljön</w:t>
       </w:r>
     </w:p>
     <w:p>
       <w:r>
-        <w:t xml:space="preserve">Lunglav (NT) är en av vårt lands främsta signalarter som överallt indikerar gamla lövträd, skogsbestånd med höga naturvärden och ekosystem med lång skoglig kontinuitet. Lokalt kan förekomsten vara mycket riklig men den hittas nästan enbart i gamla och ej slutavverkade skogar. Artens samtliga förekomster bör uppmärksammas från naturvårdssynpunkt, då många lokaler även hyser andra ovanliga och rödlistade arter, däribland de sällsynta lavparasiterna lunglavshårprick (CR), </w:t>
+        <w:t xml:space="preserve">Entita (NT, §4) är rödlistad som nära hotad, fridlyst och prioriterad art enligt Skogsvårdslagen. Den omfattas av EU:s fågeldirektiv och är typisk art för </w:t>
       </w:r>
       <w:r>
         <w:rPr>
           <w:i/>
         </w:rPr>
-        <w:t>Abrothallus diederichii</w:t>
-      </w:r>
-      <w:r>
-        <w:t xml:space="preserve"> (VU), </w:t>
-      </w:r>
-      <w:r>
-        <w:rPr>
-          <w:i/>
-        </w:rPr>
-        <w:t>Abrothallus lobariae</w:t>
-      </w:r>
-      <w:r>
-        <w:t xml:space="preserve"> (VU), </w:t>
-      </w:r>
-      <w:r>
-        <w:rPr>
-          <w:i/>
-        </w:rPr>
-        <w:t>Calycina lobariae</w:t>
-      </w:r>
-      <w:r>
-        <w:t xml:space="preserve"> (VU), lunglavsknapp (VU) och skrovelmössing (VU), som växer på lunglav. Rikliga förekomster med lunglav bör skyddas med biotopskydd, frivilliga avsättningar eller reservat (SLU Artdatabanken, 2026; Nitare &amp; Skogsstyrelsen, 2019).</w:t>
+        <w:t>9080 Lövsumpskog</w:t>
+      </w:r>
+      <w:r>
+        <w:t>. Minskningstakten har uppgått till 20 (10–30) % under de senaste 10 åren och bedöms vara nära gränsvärdet för Sårbar (VU). (A2b) (SLU Artdatabanken, 2021).</w:t>
       </w:r>
     </w:p>
     <w:p>
       <w:r>
-        <w:t xml:space="preserve">Lunglav är typisk art för </w:t>
-      </w:r>
-      <w:r>
-        <w:rPr>
-          <w:i/>
-        </w:rPr>
-        <w:t>9010 Taiga, 9020 Nordlig ädellövskog, 9110 Näringsfattig bokskog, 9130 Näringsrik bokskog, 9160 Näringsrik ekskog, 9180 Ädellövskog i branter, 9190 Näringsfattig ekskog, 9070 Trädklädd betesmark, 9040 Fjällbjörkskog</w:t>
-      </w:r>
-      <w:r>
-        <w:t xml:space="preserve"> och</w:t>
-      </w:r>
-      <w:r>
-        <w:rPr>
-          <w:i/>
-        </w:rPr>
-        <w:t xml:space="preserve"> 6530 Lövängar</w:t>
-      </w:r>
-      <w:r>
-        <w:t xml:space="preserve"> (SLU Artdatabanken, 2026).</w:t>
+        <w:t>Entitan är en utpräglad lövskogsfågel som påträffas i ädellövskogar, strandskogar, ekhagar, igenväxande hagmarker, lövdungar, parker och trädgårdar. Den föredrar flerskiktade, gärna högvuxna skogar med inslag av äldre träd och med ett välutvecklat buskskikt. Ek- och hasseldominerade skogar och dungar, samt alkärr med videsnår, hör till de miljöer som ofta utnyttjas. I sydligaste Sverige är bokskog en viktig miljö (Skogsstyrelsen, 2016).</w:t>
+      </w:r>
+    </w:p>
+    <w:p>
+      <w:r>
+        <w:t>Reviren är relativt stora för en småfågel, i genomsnitt omkring 5 hektar men de kan vara upp till 20 hektar. Entitan är en utpräglad stannfågel och rör sig inte långt från kläckningsplatsen; ungfåglarna sprider sig sällan mer än 5 km från födelseplatsen och etablerade fåglar lämnar därefter inte sitt revir (Skogsstyrelsen, 2016). Det häckande paret försvarar sitt revir året runt. De tillåter dock en grupp av ungfåglar att etablera sig inom deras revir och så bildas en vinterflock, vilket sker redan i juni månad. Även under kalla vintrar stannar entitan kvar inom sitt revir. Hittar man entitor vid sitt foderbord beror det på att fågelmatningen ligger inom ett entiterevir (SLU Artdatabanken, 2021). Arten är känslig för fragmentering och har svårt att etablera sig i isolerade skogsområden. Entitan är hålhäckare, men kan inte själv hacka fram sitt hål utan är beroende av miljöer som erbjuder naturliga hål (Skogsstyrelsen, 2016).</w:t>
+      </w:r>
+    </w:p>
+    <w:p>
+      <w:r>
+        <w:t>Arten häckar ofta i skogar som är svagt eller inte alls påverkade av skogsbruk. Särskilt i Svealand ofta i skogar som har höga naturvärden och utgör skogliga värdekärnor. Entitan missgynnas av konventionellt skogsbruk genom minskad förekomst av risiga, flerskiktade skogar liksom av avverkning av lövträdsrika kantzoner. Entitans ortstrohet och dåliga spridningsförmåga gör den känslig för fragmentering (Skogsstyrelsen, 2016).</w:t>
       </w:r>
     </w:p>
     <w:p>
@@ -438,6 +565,105 @@
         <w:pStyle w:val="Heading2"/>
       </w:pPr>
       <w:r>
+        <w:t>Referenser – entita</w:t>
+      </w:r>
+    </w:p>
+    <w:p>
+      <w:r>
+        <w:t xml:space="preserve">Skogsstyrelsen, 2016. </w:t>
+      </w:r>
+      <w:r>
+        <w:rPr>
+          <w:i/>
+        </w:rPr>
+        <w:t xml:space="preserve">Vägledning för hänsyn till entita. </w:t>
+      </w:r>
+      <w:r>
+        <w:t>https://www.skogsstyrelsen.se/globalassets/lag-och-tillsyn/artskydd/vagledningar-for-hansyn-till-faglar/entita-vagledning-hansyn2.pdf</w:t>
+      </w:r>
+    </w:p>
+    <w:p>
+      <w:r>
+        <w:t xml:space="preserve">SLU Artdatabanken, 2021. </w:t>
+      </w:r>
+      <w:r>
+        <w:rPr>
+          <w:i/>
+        </w:rPr>
+        <w:t xml:space="preserve">Artfaktablad. Naturvård – artfakta. </w:t>
+      </w:r>
+      <w:r>
+        <w:t>SLU Artdatabanken, Uppsala</w:t>
+      </w:r>
+    </w:p>
+    <w:p>
+      <w:pPr>
+        <w:pStyle w:val="Heading1"/>
+      </w:pPr>
+      <w:r>
+        <w:t>Lunglav – ekologi samt krav på livsmiljön</w:t>
+      </w:r>
+    </w:p>
+    <w:p>
+      <w:r>
+        <w:t xml:space="preserve">Lunglav (NT) är en av vårt lands främsta signalarter som överallt indikerar gamla lövträd, skogsbestånd med höga naturvärden och ekosystem med lång skoglig kontinuitet. Lokalt kan förekomsten vara mycket riklig men den hittas nästan enbart i gamla och ej slutavverkade skogar. Artens samtliga förekomster bör uppmärksammas från naturvårdssynpunkt, då många lokaler även hyser andra ovanliga och rödlistade arter, däribland de sällsynta lavparasiterna lunglavshårprick (CR), </w:t>
+      </w:r>
+      <w:r>
+        <w:rPr>
+          <w:i/>
+        </w:rPr>
+        <w:t>Abrothallus diederichii</w:t>
+      </w:r>
+      <w:r>
+        <w:t xml:space="preserve"> (VU), </w:t>
+      </w:r>
+      <w:r>
+        <w:rPr>
+          <w:i/>
+        </w:rPr>
+        <w:t>Abrothallus lobariae</w:t>
+      </w:r>
+      <w:r>
+        <w:t xml:space="preserve"> (VU), </w:t>
+      </w:r>
+      <w:r>
+        <w:rPr>
+          <w:i/>
+        </w:rPr>
+        <w:t>Calycina lobariae</w:t>
+      </w:r>
+      <w:r>
+        <w:t xml:space="preserve"> (VU), lunglavsknapp (VU) och skrovelmössing (VU), som växer på lunglav. Rikliga förekomster med lunglav bör skyddas med biotopskydd, frivilliga avsättningar eller reservat (SLU Artdatabanken, 2026; Nitare &amp; Skogsstyrelsen, 2019).</w:t>
+      </w:r>
+    </w:p>
+    <w:p>
+      <w:r>
+        <w:t xml:space="preserve">Lunglav är typisk art för </w:t>
+      </w:r>
+      <w:r>
+        <w:rPr>
+          <w:i/>
+        </w:rPr>
+        <w:t>9010 Taiga, 9020 Nordlig ädellövskog, 9110 Näringsfattig bokskog, 9130 Näringsrik bokskog, 9160 Näringsrik ekskog, 9180 Ädellövskog i branter, 9190 Näringsfattig ekskog, 9070 Trädklädd betesmark, 9040 Fjällbjörkskog</w:t>
+      </w:r>
+      <w:r>
+        <w:t xml:space="preserve"> och</w:t>
+      </w:r>
+      <w:r>
+        <w:rPr>
+          <w:i/>
+        </w:rPr>
+        <w:t xml:space="preserve"> 6530 Lövängar</w:t>
+      </w:r>
+      <w:r>
+        <w:t xml:space="preserve"> (SLU Artdatabanken, 2026).</w:t>
+      </w:r>
+    </w:p>
+    <w:p>
+      <w:pPr>
+        <w:pStyle w:val="Heading2"/>
+      </w:pPr>
+      <w:r>
         <w:t>Referenser – lunglav</w:t>
       </w:r>
     </w:p>
@@ -467,6 +693,220 @@
       </w:r>
       <w:r>
         <w:t>SLU Artdatabanken, Uppsala.</w:t>
+      </w:r>
+    </w:p>
+    <w:p>
+      <w:pPr>
+        <w:pStyle w:val="Heading1"/>
+      </w:pPr>
+      <w:r>
+        <w:t>Mindre hackspett – ekologi samt krav på livsmiljön</w:t>
+      </w:r>
+    </w:p>
+    <w:p>
+      <w:r>
+        <w:t xml:space="preserve">Mindre hackspett (NT) är rödlistad som nära hotad, fridlyst och prioriterad art i Skogsvårdslagen. Den är typisk art för </w:t>
+      </w:r>
+      <w:r>
+        <w:rPr>
+          <w:i/>
+        </w:rPr>
+        <w:t>9010 Taiga, 9750 Svämlövskog, 9080 Lövsumpskog, 9030 Landhöjningsskog och 9040 Fjällbjörkskog</w:t>
+      </w:r>
+      <w:r>
+        <w:t>. Minskningstakten har uppgått till 25 (10–40) % under de senaste 15 åren och bedöms vara nära gränsvärdet för Sårbar (VU). (A2bc). (SLU Artdatabanken 2021).</w:t>
+      </w:r>
+    </w:p>
+    <w:p>
+      <w:r>
+        <w:t>Den mindre hackspetten lever i löv- och blandskog med förekomst av äldre lövträd, gärna ädellövträd i södra Sverige. Norrut förekommer arten i gamla löv- och blandskogar med al, björk och asp. Ett mycket glest bestånd förekommer i fjällbjörkskogen. Under vintern kan födosök ske även i äldre grandominerad skog, troligen för att den ger bättre skydd mot rovdjur och rovfåglar än ren lövskog. (SLU Artdatabanken, 2021).</w:t>
+      </w:r>
+    </w:p>
+    <w:p>
+      <w:r>
+        <w:t>Arten har stora revir och höga krav när det gäller förekomst av lövskog på landskapsnivå. För att häcka framgångsrikt behöver ett par cirka 40 ha äldre lövdominerad skog inom ett område på upp till 200 ha. Under vintern utsträcks födosöket till ett större område på flera hundra hektar, men varje individ återvänder till samma natthål kväll efter kväll. Arten häckar i murkna lövträdsstammar eller stubbar (oftast klibbal eller björk), vanligen 3–7 meter över marken. Ett nytt bohål hackas ut varje vår (Skogsstyrelsen, 2016 &amp; SLU Artdatabanken, 2021).</w:t>
+      </w:r>
+    </w:p>
+    <w:p>
+      <w:r>
+        <w:t>Den mindre hackspetten missgynnas av gallring i löv- och blandskogar, om lövträd tas bort. Vidare så missgynnas arten starkt genom avverkning av äldre lövträd, dränering och avverkning av al- och björkkärr, röjning eller gallring av täta strandskogar, alkärr samt borttagande av murkna träd och grenar. Nedhuggning av äldre hagmarksbjörkar och alar är också negativt. Arten hotas dessutom av biobränsleuttag i gamla inägomarker och andra lövskogar (Skogsstyrelsen, 2016 &amp; SLU Artdatabanken, 2021).</w:t>
+      </w:r>
+    </w:p>
+    <w:p>
+      <w:pPr>
+        <w:pStyle w:val="Heading2"/>
+      </w:pPr>
+      <w:r>
+        <w:t>Referenser – mindre hackspett</w:t>
+      </w:r>
+    </w:p>
+    <w:p>
+      <w:r>
+        <w:t xml:space="preserve">Skogsstyrelsen, 2016. </w:t>
+      </w:r>
+      <w:r>
+        <w:rPr>
+          <w:i/>
+        </w:rPr>
+        <w:t xml:space="preserve">Vägledning för hänsyn till mindre hackspett. </w:t>
+      </w:r>
+      <w:r>
+        <w:t>https://www.skogsstyrelsen.se/globalassets/lag-och-tillsyn/artskydd/vagledningar-for-hansyn-till-faglar/mindre-hackspett-vagledning-hansyn2.pdf</w:t>
+      </w:r>
+    </w:p>
+    <w:p>
+      <w:r>
+        <w:t xml:space="preserve">SLU Artdatabanken, 2021. </w:t>
+      </w:r>
+      <w:r>
+        <w:rPr>
+          <w:i/>
+        </w:rPr>
+        <w:t xml:space="preserve">Artfaktablad. Naturvård – artfakta. </w:t>
+      </w:r>
+      <w:r>
+        <w:t>SLU Artdatabanken, Uppsala</w:t>
+      </w:r>
+    </w:p>
+    <w:p>
+      <w:pPr>
+        <w:pStyle w:val="Heading1"/>
+      </w:pPr>
+      <w:r>
+        <w:t>Spillkråka – ekologi samt krav på livsmiljön</w:t>
+      </w:r>
+    </w:p>
+    <w:p>
+      <w:r>
+        <w:t xml:space="preserve">Spillkråka (§4) ingår i bilaga 1 EU:s fågeldirektiv och är typisk art för </w:t>
+      </w:r>
+      <w:r>
+        <w:rPr>
+          <w:i/>
+        </w:rPr>
+        <w:t xml:space="preserve">9010 Taiga </w:t>
+      </w:r>
+      <w:r>
+        <w:t>och</w:t>
+      </w:r>
+      <w:r>
+        <w:rPr>
+          <w:i/>
+        </w:rPr>
+        <w:t xml:space="preserve"> 9740 Skogsbevuxen myr</w:t>
+      </w:r>
+      <w:r>
+        <w:t>. Den lever i både barr- och blandskog liksom i ren lövskog. De tätaste populationerna tenderar att finnas i äldre, variationsrik blandskog med gott om död ved och gamla träd. Varje par utnyttjar 400–1000 hektar skog beroende på skogens kvalitet. Skogsbruk med korta omloppstider och täta, homogena ungskogar utgör det största hotet (SLU Artdatabanken, 2026).</w:t>
+      </w:r>
+    </w:p>
+    <w:p>
+      <w:r>
+        <w:t>Spillkråka är en nyckelart i skogliga miljöer vars övergivna bohål utnyttjas av flera andra hålhäckande fågelarter och fladdermöss, däribland pärluggla (EN, §4), knipa (§4), salskrake (§4) och skogsduva (§4). Hökuggla (VU, §4) och slaguggla (§4) häckar ofta i högstubbar som brutits av i höjd med ett gammalt spillkråkebo (Skogsstyrelsen, 2016).</w:t>
+      </w:r>
+    </w:p>
+    <w:p>
+      <w:pPr>
+        <w:pStyle w:val="Heading2"/>
+      </w:pPr>
+      <w:r>
+        <w:t>Referenser – spillkråka</w:t>
+      </w:r>
+    </w:p>
+    <w:p>
+      <w:r>
+        <w:t xml:space="preserve">Skogsstyrelsen, 2016. </w:t>
+      </w:r>
+      <w:r>
+        <w:rPr>
+          <w:i/>
+        </w:rPr>
+        <w:t xml:space="preserve">Vägledning för hänsyn till spillkråka. </w:t>
+      </w:r>
+      <w:r>
+        <w:t>Vägledningar och kunskapsstöd artskydd – Skogsstyrelsen.</w:t>
+      </w:r>
+    </w:p>
+    <w:p>
+      <w:r>
+        <w:t xml:space="preserve">SLU Artdatabanken, 2026. </w:t>
+      </w:r>
+      <w:r>
+        <w:rPr>
+          <w:i/>
+        </w:rPr>
+        <w:t xml:space="preserve">Artfaktablad. Naturvård – artfakta. </w:t>
+      </w:r>
+      <w:r>
+        <w:t>SLU Artdatabanken, Uppsala.</w:t>
+      </w:r>
+    </w:p>
+    <w:p>
+      <w:pPr>
+        <w:pStyle w:val="Heading1"/>
+      </w:pPr>
+      <w:r>
+        <w:t>Tjäder – ekologi samt krav på livsmiljön</w:t>
+      </w:r>
+    </w:p>
+    <w:p>
+      <w:r>
+        <w:t xml:space="preserve">Tjäder (§4) omfattas av bilaga 1 och 2 EU:s fågeldirektiv och är typisk art för </w:t>
+      </w:r>
+      <w:r>
+        <w:rPr>
+          <w:i/>
+        </w:rPr>
+        <w:t xml:space="preserve">9010 Taiga </w:t>
+      </w:r>
+      <w:r>
+        <w:t xml:space="preserve">och </w:t>
+      </w:r>
+      <w:r>
+        <w:rPr>
+          <w:i/>
+        </w:rPr>
+        <w:t>9740 Skogsbevuxen myr</w:t>
+      </w:r>
+      <w:r>
+        <w:t>. Tjädern är en utpräglad skogsfågel knuten till större sammanhängande barrskogsområden. Tupparna och hönorna utnyttjar till viss del olika miljöer, och habitatvalet varierar dessutom mellan olika delar av året. För att det ska finnas livskraftiga tjäderbestånd krävs funktionella skogslandskap med en blandning av uppvuxen, gles och luckig skog, täta sumpskogar, myrar och andra små våtmarker (Skogsstyrelsen, 2019; SLU Artdatabanken 2024).</w:t>
+      </w:r>
+    </w:p>
+    <w:p>
+      <w:r>
+        <w:t>Arten försvinner när skogen fragmenteras och den sammanlagda arealen hyggen och andra öppna områden blir för stor. Ett småskaligt och försiktigt virkesuttag genom hyggesfria metoder kan i vissa fall vara möjligt i området inom 200 m från lekcentrum. Längre ut från lekcentrum, inom 200–500 m bör den avverkade ytan inte överskrida 1 hektar för att undvika alltför stora och snabba förändringar (Skogsstyrelsen, 2019).</w:t>
+      </w:r>
+    </w:p>
+    <w:p>
+      <w:pPr>
+        <w:pStyle w:val="Heading2"/>
+      </w:pPr>
+      <w:r>
+        <w:t>Referenser – tjäder</w:t>
+      </w:r>
+    </w:p>
+    <w:p>
+      <w:r>
+        <w:t xml:space="preserve">Skogsstyrelsen, 2019. </w:t>
+      </w:r>
+      <w:r>
+        <w:rPr>
+          <w:i/>
+        </w:rPr>
+        <w:t>Vägledning för hänsyn till fåglar – tjäder.</w:t>
+      </w:r>
+    </w:p>
+    <w:p>
+      <w:r>
+        <w:t xml:space="preserve">SLU Artdatabanken, 2024. </w:t>
+      </w:r>
+      <w:r>
+        <w:rPr>
+          <w:i/>
+        </w:rPr>
+        <w:t xml:space="preserve">Artfaktablad. Naturvård – artfakta. </w:t>
+      </w:r>
+      <w:r>
+        <w:t>SLU Artdatabanken, Uppsala</w:t>
       </w:r>
     </w:p>
     <w:p>
@@ -845,7 +1285,7 @@
     <w:r>
       <w:tab/>
       <w:tab/>
-      <w:t>2026-08-14</w:t>
+      <w:t>2026-08-15</w:t>
       <w:br/>
       <w:br/>
     </w:r>

--- a/tillsyn/S 2729-2025 tillsynsbegäran.docx
+++ b/tillsyn/S 2729-2025 tillsynsbegäran.docx
@@ -1285,7 +1285,7 @@
     <w:r>
       <w:tab/>
       <w:tab/>
-      <w:t>2026-08-15</w:t>
+      <w:t>2026-08-16</w:t>
       <w:br/>
       <w:br/>
     </w:r>

--- a/tillsyn/S 2729-2025 tillsynsbegäran.docx
+++ b/tillsyn/S 2729-2025 tillsynsbegäran.docx
@@ -1285,7 +1285,7 @@
     <w:r>
       <w:tab/>
       <w:tab/>
-      <w:t>2026-08-16</w:t>
+      <w:t>2026-08-17</w:t>
       <w:br/>
       <w:br/>
     </w:r>

--- a/tillsyn/S 2729-2025 tillsynsbegäran.docx
+++ b/tillsyn/S 2729-2025 tillsynsbegäran.docx
@@ -1285,7 +1285,7 @@
     <w:r>
       <w:tab/>
       <w:tab/>
-      <w:t>2026-08-17</w:t>
+      <w:t>2026-08-18</w:t>
       <w:br/>
       <w:br/>
     </w:r>

--- a/tillsyn/S 2729-2025 tillsynsbegäran.docx
+++ b/tillsyn/S 2729-2025 tillsynsbegäran.docx
@@ -1285,7 +1285,7 @@
     <w:r>
       <w:tab/>
       <w:tab/>
-      <w:t>2026-08-18</w:t>
+      <w:t>2026-08-19</w:t>
       <w:br/>
       <w:br/>
     </w:r>

--- a/tillsyn/S 2729-2025 tillsynsbegäran.docx
+++ b/tillsyn/S 2729-2025 tillsynsbegäran.docx
@@ -1285,7 +1285,7 @@
     <w:r>
       <w:tab/>
       <w:tab/>
-      <w:t>2026-08-19</w:t>
+      <w:t>2026-08-20</w:t>
       <w:br/>
       <w:br/>
     </w:r>

--- a/tillsyn/S 2729-2025 tillsynsbegäran.docx
+++ b/tillsyn/S 2729-2025 tillsynsbegäran.docx
@@ -1285,7 +1285,7 @@
     <w:r>
       <w:tab/>
       <w:tab/>
-      <w:t>2026-08-20</w:t>
+      <w:t>2026-08-21</w:t>
       <w:br/>
       <w:br/>
     </w:r>

--- a/tillsyn/S 2729-2025 tillsynsbegäran.docx
+++ b/tillsyn/S 2729-2025 tillsynsbegäran.docx
@@ -1285,7 +1285,7 @@
     <w:r>
       <w:tab/>
       <w:tab/>
-      <w:t>2026-08-21</w:t>
+      <w:t>2026-08-22</w:t>
       <w:br/>
       <w:br/>
     </w:r>

--- a/tillsyn/S 2729-2025 tillsynsbegäran.docx
+++ b/tillsyn/S 2729-2025 tillsynsbegäran.docx
@@ -1285,7 +1285,7 @@
     <w:r>
       <w:tab/>
       <w:tab/>
-      <w:t>2026-08-22</w:t>
+      <w:t>2026-08-23</w:t>
       <w:br/>
       <w:br/>
     </w:r>

--- a/tillsyn/S 2729-2025 tillsynsbegäran.docx
+++ b/tillsyn/S 2729-2025 tillsynsbegäran.docx
@@ -1285,7 +1285,7 @@
     <w:r>
       <w:tab/>
       <w:tab/>
-      <w:t>2026-08-23</w:t>
+      <w:t>2026-08-24</w:t>
       <w:br/>
       <w:br/>
     </w:r>

--- a/tillsyn/S 2729-2025 tillsynsbegäran.docx
+++ b/tillsyn/S 2729-2025 tillsynsbegäran.docx
@@ -1285,7 +1285,7 @@
     <w:r>
       <w:tab/>
       <w:tab/>
-      <w:t>2026-08-24</w:t>
+      <w:t>2026-08-25</w:t>
       <w:br/>
       <w:br/>
     </w:r>

--- a/tillsyn/S 2729-2025 tillsynsbegäran.docx
+++ b/tillsyn/S 2729-2025 tillsynsbegäran.docx
@@ -1285,7 +1285,7 @@
     <w:r>
       <w:tab/>
       <w:tab/>
-      <w:t>2026-08-25</w:t>
+      <w:t>2026-08-26</w:t>
       <w:br/>
       <w:br/>
     </w:r>

--- a/tillsyn/S 2729-2025 tillsynsbegäran.docx
+++ b/tillsyn/S 2729-2025 tillsynsbegäran.docx
@@ -1285,7 +1285,7 @@
     <w:r>
       <w:tab/>
       <w:tab/>
-      <w:t>2026-08-26</w:t>
+      <w:t>2026-08-27</w:t>
       <w:br/>
       <w:br/>
     </w:r>

--- a/tillsyn/S 2729-2025 tillsynsbegäran.docx
+++ b/tillsyn/S 2729-2025 tillsynsbegäran.docx
@@ -1285,7 +1285,7 @@
     <w:r>
       <w:tab/>
       <w:tab/>
-      <w:t>2026-08-27</w:t>
+      <w:t>2026-08-28</w:t>
       <w:br/>
       <w:br/>
     </w:r>

--- a/tillsyn/S 2729-2025 tillsynsbegäran.docx
+++ b/tillsyn/S 2729-2025 tillsynsbegäran.docx
@@ -1285,7 +1285,7 @@
     <w:r>
       <w:tab/>
       <w:tab/>
-      <w:t>2026-08-28</w:t>
+      <w:t>2026-08-29</w:t>
       <w:br/>
       <w:br/>
     </w:r>

--- a/tillsyn/S 2729-2025 tillsynsbegäran.docx
+++ b/tillsyn/S 2729-2025 tillsynsbegäran.docx
@@ -1285,7 +1285,7 @@
     <w:r>
       <w:tab/>
       <w:tab/>
-      <w:t>2026-08-29</w:t>
+      <w:t>2026-08-31</w:t>
       <w:br/>
       <w:br/>
     </w:r>

--- a/tillsyn/S 2729-2025 tillsynsbegäran.docx
+++ b/tillsyn/S 2729-2025 tillsynsbegäran.docx
@@ -1285,7 +1285,7 @@
     <w:r>
       <w:tab/>
       <w:tab/>
-      <w:t>2026-08-31</w:t>
+      <w:t>2026-09-01</w:t>
       <w:br/>
       <w:br/>
     </w:r>

--- a/tillsyn/S 2729-2025 tillsynsbegäran.docx
+++ b/tillsyn/S 2729-2025 tillsynsbegäran.docx
@@ -1285,7 +1285,7 @@
     <w:r>
       <w:tab/>
       <w:tab/>
-      <w:t>2026-09-01</w:t>
+      <w:t>2026-09-02</w:t>
       <w:br/>
       <w:br/>
     </w:r>

--- a/tillsyn/S 2729-2025 tillsynsbegäran.docx
+++ b/tillsyn/S 2729-2025 tillsynsbegäran.docx
@@ -1285,7 +1285,7 @@
     <w:r>
       <w:tab/>
       <w:tab/>
-      <w:t>2026-09-02</w:t>
+      <w:t>2026-09-03</w:t>
       <w:br/>
       <w:br/>
     </w:r>

--- a/tillsyn/S 2729-2025 tillsynsbegäran.docx
+++ b/tillsyn/S 2729-2025 tillsynsbegäran.docx
@@ -1285,7 +1285,7 @@
     <w:r>
       <w:tab/>
       <w:tab/>
-      <w:t>2026-09-03</w:t>
+      <w:t>2026-09-04</w:t>
       <w:br/>
       <w:br/>
     </w:r>

--- a/tillsyn/S 2729-2025 tillsynsbegäran.docx
+++ b/tillsyn/S 2729-2025 tillsynsbegäran.docx
@@ -1285,7 +1285,7 @@
     <w:r>
       <w:tab/>
       <w:tab/>
-      <w:t>2026-09-04</w:t>
+      <w:t>2026-09-05</w:t>
       <w:br/>
       <w:br/>
     </w:r>

--- a/tillsyn/S 2729-2025 tillsynsbegäran.docx
+++ b/tillsyn/S 2729-2025 tillsynsbegäran.docx
@@ -1285,7 +1285,7 @@
     <w:r>
       <w:tab/>
       <w:tab/>
-      <w:t>2026-09-05</w:t>
+      <w:t>2026-09-06</w:t>
       <w:br/>
       <w:br/>
     </w:r>

--- a/tillsyn/S 2729-2025 tillsynsbegäran.docx
+++ b/tillsyn/S 2729-2025 tillsynsbegäran.docx
@@ -1285,7 +1285,7 @@
     <w:r>
       <w:tab/>
       <w:tab/>
-      <w:t>2026-09-06</w:t>
+      <w:t>2026-09-07</w:t>
       <w:br/>
       <w:br/>
     </w:r>

--- a/tillsyn/S 2729-2025 tillsynsbegäran.docx
+++ b/tillsyn/S 2729-2025 tillsynsbegäran.docx
@@ -1285,7 +1285,7 @@
     <w:r>
       <w:tab/>
       <w:tab/>
-      <w:t>2026-09-07</w:t>
+      <w:t>2026-09-08</w:t>
       <w:br/>
       <w:br/>
     </w:r>

--- a/tillsyn/S 2729-2025 tillsynsbegäran.docx
+++ b/tillsyn/S 2729-2025 tillsynsbegäran.docx
@@ -1285,7 +1285,7 @@
     <w:r>
       <w:tab/>
       <w:tab/>
-      <w:t>2026-09-08</w:t>
+      <w:t>2026-09-09</w:t>
       <w:br/>
       <w:br/>
     </w:r>

--- a/tillsyn/S 2729-2025 tillsynsbegäran.docx
+++ b/tillsyn/S 2729-2025 tillsynsbegäran.docx
@@ -1285,7 +1285,7 @@
     <w:r>
       <w:tab/>
       <w:tab/>
-      <w:t>2026-09-09</w:t>
+      <w:t>2026-09-10</w:t>
       <w:br/>
       <w:br/>
     </w:r>

--- a/tillsyn/S 2729-2025 tillsynsbegäran.docx
+++ b/tillsyn/S 2729-2025 tillsynsbegäran.docx
@@ -1285,7 +1285,7 @@
     <w:r>
       <w:tab/>
       <w:tab/>
-      <w:t>2026-09-10</w:t>
+      <w:t>2026-09-11</w:t>
       <w:br/>
       <w:br/>
     </w:r>

--- a/tillsyn/S 2729-2025 tillsynsbegäran.docx
+++ b/tillsyn/S 2729-2025 tillsynsbegäran.docx
@@ -1285,7 +1285,7 @@
     <w:r>
       <w:tab/>
       <w:tab/>
-      <w:t>2026-09-11</w:t>
+      <w:t>2026-09-12</w:t>
       <w:br/>
       <w:br/>
     </w:r>
